--- a/MP2526_INF_Scriptie_Gielkens.docx
+++ b/MP2526_INF_Scriptie_Gielkens.docx
@@ -41391,30 +41391,17 @@
         </w:rPr>
         <w:t xml:space="preserve">,” 2021. Accessed: Jan. 11, 2026. [Online]. Available: </w:t>
       </w:r>
-      <w:r>
-        <w:fldChar w:fldCharType="begin"/>
-      </w:r>
-      <w:r>
-        <w:rPr>
-          <w:lang w:val="en-US"/>
-        </w:rPr>
-        <w:instrText>HYPERLINK "https://shostack.org/files/papers/Fast-Cheap-and-Good.pdf"</w:instrText>
-      </w:r>
-      <w:r>
-        <w:fldChar w:fldCharType="separate"/>
-      </w:r>
-      <w:r>
-        <w:rPr>
-          <w:rStyle w:val="Hyperlink"/>
-          <w:color w:val="auto"/>
-          <w:u w:val="none"/>
-          <w:lang w:val="en-GB"/>
-        </w:rPr>
-        <w:t>https://shostack.org/files/papers/Fast-Cheap-and-Good.pdf</w:t>
-      </w:r>
-      <w:r>
-        <w:fldChar w:fldCharType="end"/>
-      </w:r>
+      <w:hyperlink r:id="rId41" w:history="1">
+        <w:r>
+          <w:rPr>
+            <w:rStyle w:val="Hyperlink"/>
+            <w:color w:val="auto"/>
+            <w:u w:val="none"/>
+            <w:lang w:val="en-GB"/>
+          </w:rPr>
+          <w:t>https://shostack.org/files/papers/Fast-Cheap-and-Good.pdf</w:t>
+        </w:r>
+      </w:hyperlink>
     </w:p>
     <w:p>
       <w:pPr>
@@ -41475,30 +41462,17 @@
         </w:rPr>
         <w:t xml:space="preserve">, Jul. 2018. </w:t>
       </w:r>
-      <w:r>
-        <w:fldChar w:fldCharType="begin"/>
-      </w:r>
-      <w:r>
-        <w:rPr>
-          <w:lang w:val="en-US"/>
-        </w:rPr>
-        <w:instrText>HYPERLINK "https://apps.dtic.mil/sti/html/tr/AD1084024/"</w:instrText>
-      </w:r>
-      <w:r>
-        <w:fldChar w:fldCharType="separate"/>
-      </w:r>
-      <w:r>
-        <w:rPr>
-          <w:rStyle w:val="Hyperlink"/>
-          <w:color w:val="auto"/>
-          <w:u w:val="none"/>
-          <w:lang w:val="en-US"/>
-        </w:rPr>
-        <w:t>https://apps.dtic.mil/sti/html/tr/AD1084024/</w:t>
-      </w:r>
-      <w:r>
-        <w:fldChar w:fldCharType="end"/>
-      </w:r>
+      <w:hyperlink r:id="rId42" w:history="1">
+        <w:r>
+          <w:rPr>
+            <w:rStyle w:val="Hyperlink"/>
+            <w:color w:val="auto"/>
+            <w:u w:val="none"/>
+            <w:lang w:val="en-US"/>
+          </w:rPr>
+          <w:t>https://apps.dtic.mil/sti/html/tr/AD1084024/</w:t>
+        </w:r>
+      </w:hyperlink>
     </w:p>
     <w:p>
       <w:pPr>
@@ -50106,7 +50080,7 @@
       </w:pPr>
     </w:p>
     <w:sectPr>
-      <w:footerReference w:type="default" r:id="rId41"/>
+      <w:footerReference w:type="default" r:id="rId43"/>
       <w:pgSz w:w="11906" w:h="16838"/>
       <w:pgMar w:top="1134" w:right="1418" w:bottom="1134" w:left="1418" w:header="709" w:footer="709" w:gutter="0"/>
       <w:cols w:space="708"/>
